--- a/docs/ISFQ submission WORD.docx
+++ b/docs/ISFQ submission WORD.docx
@@ -658,6 +658,7 @@
           <w:rFonts w:ascii="Times New Roman" w:hAnsi="Times New Roman" w:cs="Times New Roman"/>
           <w:sz w:val="24"/>
           <w:szCs w:val="24"/>
+          <w:lang w:val="en-US"/>
         </w:rPr>
       </w:pPr>
     </w:p>
@@ -734,7 +735,43 @@
           <w:szCs w:val="24"/>
           <w:lang w:val="en-US"/>
         </w:rPr>
-        <w:t>Abstract Submission Deadline: May 13, 2026</w:t>
+        <w:t xml:space="preserve">Abstract Submission Deadline: </w:t>
+      </w:r>
+      <w:r>
+        <w:rPr>
+          <w:rFonts w:ascii="Times New Roman" w:hAnsi="Times New Roman" w:cs="Times New Roman"/>
+          <w:sz w:val="24"/>
+          <w:szCs w:val="24"/>
+          <w:lang w:val="en-US"/>
+        </w:rPr>
+        <w:t>July</w:t>
+      </w:r>
+      <w:r>
+        <w:rPr>
+          <w:rFonts w:ascii="Times New Roman" w:hAnsi="Times New Roman" w:cs="Times New Roman"/>
+          <w:sz w:val="24"/>
+          <w:szCs w:val="24"/>
+          <w:lang w:val="en-US"/>
+        </w:rPr>
+        <w:t xml:space="preserve"> 1</w:t>
+      </w:r>
+      <w:r>
+        <w:rPr>
+          <w:rFonts w:ascii="Times New Roman" w:hAnsi="Times New Roman" w:cs="Times New Roman"/>
+          <w:sz w:val="24"/>
+          <w:szCs w:val="24"/>
+          <w:lang w:val="en-US"/>
+        </w:rPr>
+        <w:t>7</w:t>
+      </w:r>
+      <w:r>
+        <w:rPr>
+          <w:rFonts w:ascii="Times New Roman" w:hAnsi="Times New Roman" w:cs="Times New Roman"/>
+          <w:sz w:val="24"/>
+          <w:szCs w:val="24"/>
+          <w:lang w:val="en-US"/>
+        </w:rPr>
+        <w:t>, 2026</w:t>
       </w:r>
     </w:p>
     <w:p>
@@ -818,7 +855,25 @@
           <w:szCs w:val="24"/>
           <w:lang w:val="en-US"/>
         </w:rPr>
-        <w:t>Each registered participant may submit up to two abstracts as presenting author</w:t>
+        <w:t>Each registered participant may submit up to t</w:t>
+      </w:r>
+      <w:r>
+        <w:rPr>
+          <w:rFonts w:ascii="Times New Roman" w:hAnsi="Times New Roman" w:cs="Times New Roman"/>
+          <w:sz w:val="24"/>
+          <w:szCs w:val="24"/>
+          <w:lang w:val="en-US"/>
+        </w:rPr>
+        <w:t>hree</w:t>
+      </w:r>
+      <w:r>
+        <w:rPr>
+          <w:rFonts w:ascii="Times New Roman" w:hAnsi="Times New Roman" w:cs="Times New Roman"/>
+          <w:sz w:val="24"/>
+          <w:szCs w:val="24"/>
+          <w:lang w:val="en-US"/>
+        </w:rPr>
+        <w:t xml:space="preserve"> abstracts as presenting author</w:t>
       </w:r>
     </w:p>
     <w:p>
@@ -2425,7 +2480,24 @@
           <w:lang w:val="en-US"/>
         </w:rPr>
         <w:br/>
-        <w:t xml:space="preserve">email: </w:t>
+      </w:r>
+      <w:r>
+        <w:rPr>
+          <w:rFonts w:ascii="Times New Roman" w:hAnsi="Times New Roman" w:cs="Times New Roman"/>
+          <w:sz w:val="24"/>
+          <w:szCs w:val="24"/>
+          <w:lang w:val="en-US"/>
+        </w:rPr>
+        <w:t>E-M</w:t>
+      </w:r>
+      <w:r>
+        <w:rPr>
+          <w:rFonts w:ascii="Times New Roman" w:hAnsi="Times New Roman" w:cs="Times New Roman"/>
+          <w:sz w:val="24"/>
+          <w:szCs w:val="24"/>
+          <w:lang w:val="en-US"/>
+        </w:rPr>
+        <w:t xml:space="preserve">ail: </w:t>
       </w:r>
       <w:hyperlink r:id="rId7" w:history="1">
         <w:r>
@@ -2451,12 +2523,27 @@
       </w:hyperlink>
       <w:r>
         <w:rPr>
-          <w:rFonts w:ascii="Times New Roman" w:hAnsi="Times New Roman" w:cs="Times New Roman"/>
-          <w:sz w:val="24"/>
-          <w:szCs w:val="24"/>
-          <w:lang w:val="en-US"/>
-        </w:rPr>
-        <w:t xml:space="preserve">whatsapp: </w:t>
+          <w:lang w:val="en-US"/>
+        </w:rPr>
+        <w:t>W</w:t>
+      </w:r>
+      <w:r>
+        <w:rPr>
+          <w:rFonts w:ascii="Times New Roman" w:hAnsi="Times New Roman" w:cs="Times New Roman"/>
+          <w:sz w:val="24"/>
+          <w:szCs w:val="24"/>
+          <w:lang w:val="en-US"/>
+        </w:rPr>
+        <w:t xml:space="preserve">hatsapp: </w:t>
+      </w:r>
+      <w:r>
+        <w:rPr>
+          <w:rFonts w:ascii="Times New Roman" w:hAnsi="Times New Roman" w:cs="Times New Roman"/>
+          <w:sz w:val="24"/>
+          <w:szCs w:val="24"/>
+          <w:lang w:val="en-US"/>
+        </w:rPr>
+        <w:t>+55 19 99282 0103</w:t>
       </w:r>
     </w:p>
     <w:p>
@@ -7016,6 +7103,7 @@
   <w:style w:type="character" w:default="1" w:styleId="DefaultParagraphFont">
     <w:name w:val="Default Paragraph Font"/>
     <w:uiPriority w:val="1"/>
+    <w:semiHidden/>
     <w:unhideWhenUsed/>
   </w:style>
   <w:style w:type="table" w:default="1" w:styleId="TableNormal">

--- a/docs/ISFQ submission WORD.docx
+++ b/docs/ISFQ submission WORD.docx
@@ -1142,7 +1142,7 @@
           <w:szCs w:val="24"/>
           <w:lang w:val="en-US"/>
         </w:rPr>
-        <w:t>References (maximum 6)</w:t>
+        <w:t>Conclusion</w:t>
       </w:r>
     </w:p>
     <w:p>
@@ -1232,8 +1232,19 @@
           <w:szCs w:val="24"/>
           <w:lang w:val="en-US"/>
         </w:rPr>
-        <w:t>Width: 1920 px</w:t>
-      </w:r>
+        <w:t xml:space="preserve">Width: 1920 </w:t>
+      </w:r>
+      <w:proofErr w:type="spellStart"/>
+      <w:r>
+        <w:rPr>
+          <w:rFonts w:ascii="Times New Roman" w:hAnsi="Times New Roman" w:cs="Times New Roman"/>
+          <w:sz w:val="24"/>
+          <w:szCs w:val="24"/>
+          <w:lang w:val="en-US"/>
+        </w:rPr>
+        <w:t>px</w:t>
+      </w:r>
+      <w:proofErr w:type="spellEnd"/>
       <w:r>
         <w:rPr>
           <w:rFonts w:ascii="Times New Roman" w:hAnsi="Times New Roman" w:cs="Times New Roman"/>
@@ -1273,8 +1284,19 @@
           <w:szCs w:val="24"/>
           <w:lang w:val="en-US"/>
         </w:rPr>
-        <w:t>Height: 600–700 px</w:t>
-      </w:r>
+        <w:t xml:space="preserve">Height: 600–700 </w:t>
+      </w:r>
+      <w:proofErr w:type="spellStart"/>
+      <w:r>
+        <w:rPr>
+          <w:rFonts w:ascii="Times New Roman" w:hAnsi="Times New Roman" w:cs="Times New Roman"/>
+          <w:sz w:val="24"/>
+          <w:szCs w:val="24"/>
+          <w:lang w:val="en-US"/>
+        </w:rPr>
+        <w:t>px</w:t>
+      </w:r>
+      <w:proofErr w:type="spellEnd"/>
       <w:r>
         <w:rPr>
           <w:rFonts w:ascii="Times New Roman" w:hAnsi="Times New Roman" w:cs="Times New Roman"/>
@@ -1343,8 +1365,19 @@
           <w:szCs w:val="24"/>
           <w:lang w:val="en-US"/>
         </w:rPr>
-        <w:t>Width: 1024 px</w:t>
-      </w:r>
+        <w:t xml:space="preserve">Width: 1024 </w:t>
+      </w:r>
+      <w:proofErr w:type="spellStart"/>
+      <w:r>
+        <w:rPr>
+          <w:rFonts w:ascii="Times New Roman" w:hAnsi="Times New Roman" w:cs="Times New Roman"/>
+          <w:sz w:val="24"/>
+          <w:szCs w:val="24"/>
+          <w:lang w:val="en-US"/>
+        </w:rPr>
+        <w:t>px</w:t>
+      </w:r>
+      <w:proofErr w:type="spellEnd"/>
       <w:r>
         <w:rPr>
           <w:rFonts w:ascii="Times New Roman" w:hAnsi="Times New Roman" w:cs="Times New Roman"/>
@@ -1384,8 +1417,19 @@
           <w:szCs w:val="24"/>
           <w:lang w:val="en-US"/>
         </w:rPr>
-        <w:t>Height: 500 px</w:t>
-      </w:r>
+        <w:t xml:space="preserve">Height: 500 </w:t>
+      </w:r>
+      <w:proofErr w:type="spellStart"/>
+      <w:r>
+        <w:rPr>
+          <w:rFonts w:ascii="Times New Roman" w:hAnsi="Times New Roman" w:cs="Times New Roman"/>
+          <w:sz w:val="24"/>
+          <w:szCs w:val="24"/>
+          <w:lang w:val="en-US"/>
+        </w:rPr>
+        <w:t>px</w:t>
+      </w:r>
+      <w:proofErr w:type="spellEnd"/>
       <w:r>
         <w:rPr>
           <w:rFonts w:ascii="Times New Roman" w:hAnsi="Times New Roman" w:cs="Times New Roman"/>
@@ -1444,8 +1488,19 @@
           <w:szCs w:val="24"/>
           <w:lang w:val="en-US"/>
         </w:rPr>
-        <w:t>Width: 375–430 px</w:t>
-      </w:r>
+        <w:t xml:space="preserve">Width: 375–430 </w:t>
+      </w:r>
+      <w:proofErr w:type="spellStart"/>
+      <w:r>
+        <w:rPr>
+          <w:rFonts w:ascii="Times New Roman" w:hAnsi="Times New Roman" w:cs="Times New Roman"/>
+          <w:sz w:val="24"/>
+          <w:szCs w:val="24"/>
+          <w:lang w:val="en-US"/>
+        </w:rPr>
+        <w:t>px</w:t>
+      </w:r>
+      <w:proofErr w:type="spellEnd"/>
       <w:r>
         <w:rPr>
           <w:rFonts w:ascii="Times New Roman" w:hAnsi="Times New Roman" w:cs="Times New Roman"/>
@@ -1485,8 +1540,19 @@
           <w:szCs w:val="24"/>
           <w:lang w:val="en-US"/>
         </w:rPr>
-        <w:t>Height: 600–700 px</w:t>
-      </w:r>
+        <w:t xml:space="preserve">Height: 600–700 </w:t>
+      </w:r>
+      <w:proofErr w:type="spellStart"/>
+      <w:r>
+        <w:rPr>
+          <w:rFonts w:ascii="Times New Roman" w:hAnsi="Times New Roman" w:cs="Times New Roman"/>
+          <w:sz w:val="24"/>
+          <w:szCs w:val="24"/>
+          <w:lang w:val="en-US"/>
+        </w:rPr>
+        <w:t>px</w:t>
+      </w:r>
+      <w:proofErr w:type="spellEnd"/>
       <w:r>
         <w:rPr>
           <w:rFonts w:ascii="Times New Roman" w:hAnsi="Times New Roman" w:cs="Times New Roman"/>
@@ -2066,7 +2132,47 @@
           <w:szCs w:val="24"/>
           <w:lang w:val="en-US"/>
         </w:rPr>
-        <w:t>Minimum padding: 80 px (desktop) / 24 px (mobile)</w:t>
+        <w:t xml:space="preserve">Minimum padding: 80 </w:t>
+      </w:r>
+      <w:proofErr w:type="spellStart"/>
+      <w:r>
+        <w:rPr>
+          <w:rFonts w:ascii="Times New Roman" w:hAnsi="Times New Roman" w:cs="Times New Roman"/>
+          <w:sz w:val="24"/>
+          <w:szCs w:val="24"/>
+          <w:lang w:val="en-US"/>
+        </w:rPr>
+        <w:t>px</w:t>
+      </w:r>
+      <w:proofErr w:type="spellEnd"/>
+      <w:r>
+        <w:rPr>
+          <w:rFonts w:ascii="Times New Roman" w:hAnsi="Times New Roman" w:cs="Times New Roman"/>
+          <w:sz w:val="24"/>
+          <w:szCs w:val="24"/>
+          <w:lang w:val="en-US"/>
+        </w:rPr>
+        <w:t xml:space="preserve"> (desktop) / 24 </w:t>
+      </w:r>
+      <w:proofErr w:type="spellStart"/>
+      <w:r>
+        <w:rPr>
+          <w:rFonts w:ascii="Times New Roman" w:hAnsi="Times New Roman" w:cs="Times New Roman"/>
+          <w:sz w:val="24"/>
+          <w:szCs w:val="24"/>
+          <w:lang w:val="en-US"/>
+        </w:rPr>
+        <w:t>px</w:t>
+      </w:r>
+      <w:proofErr w:type="spellEnd"/>
+      <w:r>
+        <w:rPr>
+          <w:rFonts w:ascii="Times New Roman" w:hAnsi="Times New Roman" w:cs="Times New Roman"/>
+          <w:sz w:val="24"/>
+          <w:szCs w:val="24"/>
+          <w:lang w:val="en-US"/>
+        </w:rPr>
+        <w:t xml:space="preserve"> (mobile)</w:t>
       </w:r>
       <w:r>
         <w:rPr>
@@ -2521,6 +2627,7 @@
           <w:br/>
         </w:r>
       </w:hyperlink>
+      <w:proofErr w:type="spellStart"/>
       <w:r>
         <w:rPr>
           <w:lang w:val="en-US"/>
@@ -2534,7 +2641,17 @@
           <w:szCs w:val="24"/>
           <w:lang w:val="en-US"/>
         </w:rPr>
-        <w:t xml:space="preserve">hatsapp: </w:t>
+        <w:t>hatsapp</w:t>
+      </w:r>
+      <w:proofErr w:type="spellEnd"/>
+      <w:r>
+        <w:rPr>
+          <w:rFonts w:ascii="Times New Roman" w:hAnsi="Times New Roman" w:cs="Times New Roman"/>
+          <w:sz w:val="24"/>
+          <w:szCs w:val="24"/>
+          <w:lang w:val="en-US"/>
+        </w:rPr>
+        <w:t xml:space="preserve">: </w:t>
       </w:r>
       <w:r>
         <w:rPr>

--- a/docs/ISFQ submission WORD.docx
+++ b/docs/ISFQ submission WORD.docx
@@ -744,25 +744,7 @@
           <w:szCs w:val="24"/>
           <w:lang w:val="en-US"/>
         </w:rPr>
-        <w:t>July</w:t>
-      </w:r>
-      <w:r>
-        <w:rPr>
-          <w:rFonts w:ascii="Times New Roman" w:hAnsi="Times New Roman" w:cs="Times New Roman"/>
-          <w:sz w:val="24"/>
-          <w:szCs w:val="24"/>
-          <w:lang w:val="en-US"/>
-        </w:rPr>
-        <w:t xml:space="preserve"> 1</w:t>
-      </w:r>
-      <w:r>
-        <w:rPr>
-          <w:rFonts w:ascii="Times New Roman" w:hAnsi="Times New Roman" w:cs="Times New Roman"/>
-          <w:sz w:val="24"/>
-          <w:szCs w:val="24"/>
-          <w:lang w:val="en-US"/>
-        </w:rPr>
-        <w:t>7</w:t>
+        <w:t>September 11</w:t>
       </w:r>
       <w:r>
         <w:rPr>
@@ -1232,19 +1214,8 @@
           <w:szCs w:val="24"/>
           <w:lang w:val="en-US"/>
         </w:rPr>
-        <w:t xml:space="preserve">Width: 1920 </w:t>
-      </w:r>
-      <w:proofErr w:type="spellStart"/>
-      <w:r>
-        <w:rPr>
-          <w:rFonts w:ascii="Times New Roman" w:hAnsi="Times New Roman" w:cs="Times New Roman"/>
-          <w:sz w:val="24"/>
-          <w:szCs w:val="24"/>
-          <w:lang w:val="en-US"/>
-        </w:rPr>
-        <w:t>px</w:t>
-      </w:r>
-      <w:proofErr w:type="spellEnd"/>
+        <w:t>Width: 1920 px</w:t>
+      </w:r>
       <w:r>
         <w:rPr>
           <w:rFonts w:ascii="Times New Roman" w:hAnsi="Times New Roman" w:cs="Times New Roman"/>
@@ -1284,19 +1255,8 @@
           <w:szCs w:val="24"/>
           <w:lang w:val="en-US"/>
         </w:rPr>
-        <w:t xml:space="preserve">Height: 600–700 </w:t>
-      </w:r>
-      <w:proofErr w:type="spellStart"/>
-      <w:r>
-        <w:rPr>
-          <w:rFonts w:ascii="Times New Roman" w:hAnsi="Times New Roman" w:cs="Times New Roman"/>
-          <w:sz w:val="24"/>
-          <w:szCs w:val="24"/>
-          <w:lang w:val="en-US"/>
-        </w:rPr>
-        <w:t>px</w:t>
-      </w:r>
-      <w:proofErr w:type="spellEnd"/>
+        <w:t>Height: 600–700 px</w:t>
+      </w:r>
       <w:r>
         <w:rPr>
           <w:rFonts w:ascii="Times New Roman" w:hAnsi="Times New Roman" w:cs="Times New Roman"/>
@@ -1365,19 +1325,8 @@
           <w:szCs w:val="24"/>
           <w:lang w:val="en-US"/>
         </w:rPr>
-        <w:t xml:space="preserve">Width: 1024 </w:t>
-      </w:r>
-      <w:proofErr w:type="spellStart"/>
-      <w:r>
-        <w:rPr>
-          <w:rFonts w:ascii="Times New Roman" w:hAnsi="Times New Roman" w:cs="Times New Roman"/>
-          <w:sz w:val="24"/>
-          <w:szCs w:val="24"/>
-          <w:lang w:val="en-US"/>
-        </w:rPr>
-        <w:t>px</w:t>
-      </w:r>
-      <w:proofErr w:type="spellEnd"/>
+        <w:t>Width: 1024 px</w:t>
+      </w:r>
       <w:r>
         <w:rPr>
           <w:rFonts w:ascii="Times New Roman" w:hAnsi="Times New Roman" w:cs="Times New Roman"/>
@@ -1417,19 +1366,8 @@
           <w:szCs w:val="24"/>
           <w:lang w:val="en-US"/>
         </w:rPr>
-        <w:t xml:space="preserve">Height: 500 </w:t>
-      </w:r>
-      <w:proofErr w:type="spellStart"/>
-      <w:r>
-        <w:rPr>
-          <w:rFonts w:ascii="Times New Roman" w:hAnsi="Times New Roman" w:cs="Times New Roman"/>
-          <w:sz w:val="24"/>
-          <w:szCs w:val="24"/>
-          <w:lang w:val="en-US"/>
-        </w:rPr>
-        <w:t>px</w:t>
-      </w:r>
-      <w:proofErr w:type="spellEnd"/>
+        <w:t>Height: 500 px</w:t>
+      </w:r>
       <w:r>
         <w:rPr>
           <w:rFonts w:ascii="Times New Roman" w:hAnsi="Times New Roman" w:cs="Times New Roman"/>
@@ -1488,19 +1426,8 @@
           <w:szCs w:val="24"/>
           <w:lang w:val="en-US"/>
         </w:rPr>
-        <w:t xml:space="preserve">Width: 375–430 </w:t>
-      </w:r>
-      <w:proofErr w:type="spellStart"/>
-      <w:r>
-        <w:rPr>
-          <w:rFonts w:ascii="Times New Roman" w:hAnsi="Times New Roman" w:cs="Times New Roman"/>
-          <w:sz w:val="24"/>
-          <w:szCs w:val="24"/>
-          <w:lang w:val="en-US"/>
-        </w:rPr>
-        <w:t>px</w:t>
-      </w:r>
-      <w:proofErr w:type="spellEnd"/>
+        <w:t>Width: 375–430 px</w:t>
+      </w:r>
       <w:r>
         <w:rPr>
           <w:rFonts w:ascii="Times New Roman" w:hAnsi="Times New Roman" w:cs="Times New Roman"/>
@@ -1540,19 +1467,8 @@
           <w:szCs w:val="24"/>
           <w:lang w:val="en-US"/>
         </w:rPr>
-        <w:t xml:space="preserve">Height: 600–700 </w:t>
-      </w:r>
-      <w:proofErr w:type="spellStart"/>
-      <w:r>
-        <w:rPr>
-          <w:rFonts w:ascii="Times New Roman" w:hAnsi="Times New Roman" w:cs="Times New Roman"/>
-          <w:sz w:val="24"/>
-          <w:szCs w:val="24"/>
-          <w:lang w:val="en-US"/>
-        </w:rPr>
-        <w:t>px</w:t>
-      </w:r>
-      <w:proofErr w:type="spellEnd"/>
+        <w:t>Height: 600–700 px</w:t>
+      </w:r>
       <w:r>
         <w:rPr>
           <w:rFonts w:ascii="Times New Roman" w:hAnsi="Times New Roman" w:cs="Times New Roman"/>
@@ -2132,47 +2048,7 @@
           <w:szCs w:val="24"/>
           <w:lang w:val="en-US"/>
         </w:rPr>
-        <w:t xml:space="preserve">Minimum padding: 80 </w:t>
-      </w:r>
-      <w:proofErr w:type="spellStart"/>
-      <w:r>
-        <w:rPr>
-          <w:rFonts w:ascii="Times New Roman" w:hAnsi="Times New Roman" w:cs="Times New Roman"/>
-          <w:sz w:val="24"/>
-          <w:szCs w:val="24"/>
-          <w:lang w:val="en-US"/>
-        </w:rPr>
-        <w:t>px</w:t>
-      </w:r>
-      <w:proofErr w:type="spellEnd"/>
-      <w:r>
-        <w:rPr>
-          <w:rFonts w:ascii="Times New Roman" w:hAnsi="Times New Roman" w:cs="Times New Roman"/>
-          <w:sz w:val="24"/>
-          <w:szCs w:val="24"/>
-          <w:lang w:val="en-US"/>
-        </w:rPr>
-        <w:t xml:space="preserve"> (desktop) / 24 </w:t>
-      </w:r>
-      <w:proofErr w:type="spellStart"/>
-      <w:r>
-        <w:rPr>
-          <w:rFonts w:ascii="Times New Roman" w:hAnsi="Times New Roman" w:cs="Times New Roman"/>
-          <w:sz w:val="24"/>
-          <w:szCs w:val="24"/>
-          <w:lang w:val="en-US"/>
-        </w:rPr>
-        <w:t>px</w:t>
-      </w:r>
-      <w:proofErr w:type="spellEnd"/>
-      <w:r>
-        <w:rPr>
-          <w:rFonts w:ascii="Times New Roman" w:hAnsi="Times New Roman" w:cs="Times New Roman"/>
-          <w:sz w:val="24"/>
-          <w:szCs w:val="24"/>
-          <w:lang w:val="en-US"/>
-        </w:rPr>
-        <w:t xml:space="preserve"> (mobile)</w:t>
+        <w:t>Minimum padding: 80 px (desktop) / 24 px (mobile)</w:t>
       </w:r>
       <w:r>
         <w:rPr>
@@ -2614,7 +2490,7 @@
             <w:szCs w:val="24"/>
             <w:lang w:val="en-US"/>
           </w:rPr>
-          <w:t>ISFQC2026@gmail.com</w:t>
+          <w:t>isfqc2026@isfqc.com</w:t>
         </w:r>
         <w:r>
           <w:rPr>
@@ -2627,7 +2503,6 @@
           <w:br/>
         </w:r>
       </w:hyperlink>
-      <w:proofErr w:type="spellStart"/>
       <w:r>
         <w:rPr>
           <w:lang w:val="en-US"/>
@@ -2641,26 +2516,79 @@
           <w:szCs w:val="24"/>
           <w:lang w:val="en-US"/>
         </w:rPr>
-        <w:t>hatsapp</w:t>
-      </w:r>
-      <w:proofErr w:type="spellEnd"/>
-      <w:r>
-        <w:rPr>
-          <w:rFonts w:ascii="Times New Roman" w:hAnsi="Times New Roman" w:cs="Times New Roman"/>
-          <w:sz w:val="24"/>
-          <w:szCs w:val="24"/>
-          <w:lang w:val="en-US"/>
-        </w:rPr>
-        <w:t xml:space="preserve">: </w:t>
-      </w:r>
-      <w:r>
-        <w:rPr>
-          <w:rFonts w:ascii="Times New Roman" w:hAnsi="Times New Roman" w:cs="Times New Roman"/>
-          <w:sz w:val="24"/>
-          <w:szCs w:val="24"/>
-          <w:lang w:val="en-US"/>
-        </w:rPr>
-        <w:t>+55 19 99282 0103</w:t>
+        <w:t xml:space="preserve">hatsapp: </w:t>
+      </w:r>
+      <w:r>
+        <w:rPr>
+          <w:rFonts w:ascii="Times New Roman" w:hAnsi="Times New Roman" w:cs="Times New Roman"/>
+          <w:sz w:val="24"/>
+          <w:szCs w:val="24"/>
+          <w:lang w:val="en-US"/>
+        </w:rPr>
+        <w:t xml:space="preserve">+55 </w:t>
+      </w:r>
+      <w:r>
+        <w:rPr>
+          <w:rFonts w:ascii="Times New Roman" w:hAnsi="Times New Roman" w:cs="Times New Roman"/>
+          <w:sz w:val="24"/>
+          <w:szCs w:val="24"/>
+          <w:lang w:val="en-US"/>
+        </w:rPr>
+        <w:t>7</w:t>
+      </w:r>
+      <w:r>
+        <w:rPr>
+          <w:rFonts w:ascii="Times New Roman" w:hAnsi="Times New Roman" w:cs="Times New Roman"/>
+          <w:sz w:val="24"/>
+          <w:szCs w:val="24"/>
+          <w:lang w:val="en-US"/>
+        </w:rPr>
+        <w:t>9 99</w:t>
+      </w:r>
+      <w:r>
+        <w:rPr>
+          <w:rFonts w:ascii="Times New Roman" w:hAnsi="Times New Roman" w:cs="Times New Roman"/>
+          <w:sz w:val="24"/>
+          <w:szCs w:val="24"/>
+          <w:lang w:val="en-US"/>
+        </w:rPr>
+        <w:t>1</w:t>
+      </w:r>
+      <w:r>
+        <w:rPr>
+          <w:rFonts w:ascii="Times New Roman" w:hAnsi="Times New Roman" w:cs="Times New Roman"/>
+          <w:sz w:val="24"/>
+          <w:szCs w:val="24"/>
+          <w:lang w:val="en-US"/>
+        </w:rPr>
+        <w:t>2</w:t>
+      </w:r>
+      <w:r>
+        <w:rPr>
+          <w:rFonts w:ascii="Times New Roman" w:hAnsi="Times New Roman" w:cs="Times New Roman"/>
+          <w:sz w:val="24"/>
+          <w:szCs w:val="24"/>
+          <w:lang w:val="en-US"/>
+        </w:rPr>
+        <w:t>4</w:t>
+      </w:r>
+      <w:r>
+        <w:rPr>
+          <w:rFonts w:ascii="Times New Roman" w:hAnsi="Times New Roman" w:cs="Times New Roman"/>
+          <w:sz w:val="24"/>
+          <w:szCs w:val="24"/>
+          <w:lang w:val="en-US"/>
+        </w:rPr>
+        <w:t xml:space="preserve"> </w:t>
+      </w:r>
+      <w:r>
+        <w:rPr>
+          <w:rFonts w:ascii="Times New Roman" w:hAnsi="Times New Roman" w:cs="Times New Roman"/>
+          <w:sz w:val="24"/>
+          <w:szCs w:val="24"/>
+          <w:lang w:val="en-US"/>
+        </w:rPr>
+        <w:t>5749</w:t>
       </w:r>
     </w:p>
     <w:p>

--- a/docs/ISFQ submission WORD.docx
+++ b/docs/ISFQ submission WORD.docx
@@ -2490,7 +2490,7 @@
             <w:szCs w:val="24"/>
             <w:lang w:val="en-US"/>
           </w:rPr>
-          <w:t>isfqc2026@isfqc.com</w:t>
+          <w:t>qcfesalqusp@gmail.com</w:t>
         </w:r>
         <w:r>
           <w:rPr>

--- a/docs/ISFQ submission WORD.docx
+++ b/docs/ISFQ submission WORD.docx
@@ -744,7 +744,34 @@
           <w:szCs w:val="24"/>
           <w:lang w:val="en-US"/>
         </w:rPr>
-        <w:t>September 11</w:t>
+        <w:t>August</w:t>
+      </w:r>
+      <w:r>
+        <w:rPr>
+          <w:rFonts w:ascii="Times New Roman" w:hAnsi="Times New Roman" w:cs="Times New Roman"/>
+          <w:sz w:val="24"/>
+          <w:szCs w:val="24"/>
+          <w:lang w:val="en-US"/>
+        </w:rPr>
+        <w:t xml:space="preserve"> </w:t>
+      </w:r>
+      <w:r>
+        <w:rPr>
+          <w:rFonts w:ascii="Times New Roman" w:hAnsi="Times New Roman" w:cs="Times New Roman"/>
+          <w:sz w:val="24"/>
+          <w:szCs w:val="24"/>
+          <w:lang w:val="en-US"/>
+        </w:rPr>
+        <w:t>2</w:t>
+      </w:r>
+      <w:r>
+        <w:rPr>
+          <w:rFonts w:ascii="Times New Roman" w:hAnsi="Times New Roman" w:cs="Times New Roman"/>
+          <w:sz w:val="24"/>
+          <w:szCs w:val="24"/>
+          <w:lang w:val="en-US"/>
+        </w:rPr>
+        <w:t>1</w:t>
       </w:r>
       <w:r>
         <w:rPr>
